--- a/testakten/nachehelicher-unterhalt-befristung-1578b-muenster/12_strategie_und_vergleichskorridor.docx
+++ b/testakten/nachehelicher-unterhalt-befristung-1578b-muenster/12_strategie_und_vergleichskorridor.docx
@@ -40,7 +40,7 @@
         <w:rPr>
           <w:rFonts w:ascii="Times New Roman" w:hAnsi="Times New Roman"/>
         </w:rPr>
-        <w:t>2 Bewertung der Herabsetzung und Befristung (§ 1578b BGB)</w:t>
+        <w:t>2 Bewertung der Herabsetzung und Befristung (Paragraf 1578b BGB)</w:t>
       </w:r>
     </w:p>
     <w:p>
@@ -56,7 +56,7 @@
         <w:jc w:val="left"/>
       </w:pPr>
       <w:r>
-        <w:t>2.2 Soweit ehebedingte Nachteile nur noch in begrenztem Umfang fortwirken, ist eine Herabsetzung auf den angemessenen Lebensbedarf naheliegend, gefolgt von einer Befristung mit angemessenem Übergangszeitraum. Die genaue Höhe und Dauer hängen von der noch einzuholenden förmlichen Auskunft nach § 1605 BGB und von der Aufklärung der Erwerbsbiografie ab.</w:t>
+        <w:t>2.2 Soweit ehebedingte Nachteile nur noch in begrenztem Umfang fortwirken, ist eine Herabsetzung auf den angemessenen Lebensbedarf naheliegend, gefolgt von einer Befristung mit angemessenem Übergangszeitraum. Die genaue Höhe und Dauer hängen von der noch einzuholenden förmlichen Auskunft nach Paragraf 1605 BGB und von der Aufklärung der Erwerbsbiografie ab.</w:t>
       </w:r>
     </w:p>
     <w:p>
@@ -67,7 +67,7 @@
         <w:rPr>
           <w:rFonts w:ascii="Times New Roman" w:hAnsi="Times New Roman"/>
         </w:rPr>
-        <w:t>3 Bewertung der Verwirkung (§ 1579 Nr. 2 BGB)</w:t>
+        <w:t>3 Bewertung der Verwirkung (Paragraf 1579 Nr. 2 BGB)</w:t>
       </w:r>
     </w:p>
     <w:p>
@@ -129,7 +129,7 @@
         <w:jc w:val="left"/>
       </w:pPr>
       <w:r>
-        <w:t>5.1 Förmliche Auskunft nach § 1605 BGB von der Berechtigten einholen und die eigene Auskunft vorbereiten.</w:t>
+        <w:t>5.1 Förmliche Auskunft nach Paragraf 1605 BGB von der Berechtigten einholen und die eigene Auskunft vorbereiten.</w:t>
       </w:r>
     </w:p>
     <w:p>
@@ -153,7 +153,7 @@
         <w:jc w:val="left"/>
       </w:pPr>
       <w:r>
-        <w:t>5.4 Abänderungsantrag nach § 239 FamFG mit den Anträgen auf Herabsetzung und Befristung nach § 1578b BGB vorbereiten; Verwirkung nach § 1579 Nr. 2 BGB hilfsweise.</w:t>
+        <w:t>5.4 Abänderungsantrag nach Paragraf 239 FamFG mit den Anträgen auf Herabsetzung und Befristung nach Paragraf 1578b BGB vorbereiten; Verwirkung nach Paragraf 1579 Nr. 2 BGB hilfsweise.</w:t>
       </w:r>
     </w:p>
     <w:p>
